--- a/tests/02_basetest/docx_basic/text/template_text.docx
+++ b/tests/02_basetest/docx_basic/text/template_text.docx
@@ -536,7 +536,7 @@
         <w:rPr>
           <w:lang w:val="en-US"/>
         </w:rPr>
-        <w:t>subsubsubsection:secondsubsubi</w:t>
+        <w:t>sub3section:secondsubsubi</w:t>
       </w:r>
       <w:proofErr w:type="spellEnd"/>
       <w:proofErr w:type="gramEnd"/>
@@ -643,7 +643,7 @@
           <w:color w:val="FF0000"/>
           <w:lang w:val="en-US"/>
         </w:rPr>
-        <w:t>subsubsubsection:secondsubsubi</w:t>
+        <w:t>sub3section:secondsubsubi</w:t>
       </w:r>
       <w:proofErr w:type="spellEnd"/>
       <w:proofErr w:type="gramEnd"/>
